--- a/src/data/cover_letters_2026-03-24/qualees_jobs_data-scientist-ai-engineering_paris.docx
+++ b/src/data/cover_letters_2026-03-24/qualees_jobs_data-scientist-ai-engineering_paris.docx
@@ -46,7 +46,7 @@
         <w:spacing w:after="0"/>
       </w:pPr>
       <w:r>
-        <w:t>Discovery and curiosity are second nature to me. I am constantly developing my ability to adapt, both in my leisure activities (chess, salsa dancing, capoeira, music, language learning) and in my professional life. At the end of 2025, I had the unique opportunity to impact the digital strategy of the Haematology Department at São Paulo Central Hospital, working alongside its IT team to provide them with unified access to patient data.</w:t>
+        <w:t>Discovery and curiosity are second nature to me. I am constantly developing my ability to adapt, both in my leisure activities (chess, salsa dancing, capoeira, music, language learning) and in my professional life. At the end of 2025, I had the unique opportunity to impact the digital strategy of the Haematology Department at São Paulo Central Hospital, working alongside its IT team to provide them with a unified access to patient data.</w:t>
       </w:r>
     </w:p>
     <w:p>
@@ -72,20 +72,7 @@
         <w:spacing w:after="0"/>
       </w:pPr>
       <w:r>
-        <w:t>Dynamic, curious, and aware of the importance of teamwork in order to achieve more, I combine technical expertise with presentation and communication skills. I firmly believe that human interactions help us grow and I am enthusiastic about helping organizations to get the most out of their data assets.</w:t>
-      </w:r>
-    </w:p>
-    <w:p>
-      <w:pPr>
-        <w:spacing w:after="0"/>
-      </w:pPr>
-    </w:p>
-    <w:p>
-      <w:pPr>
-        <w:spacing w:after="0"/>
-      </w:pPr>
-      <w:r>
-        <w:t>I am eager to join Tweenme as a Data Scientist and contribute to the development of innovative AI solutions. I am particularly excited about working on projects centered around generative AI and deploying machine learning models from prototyping to production. The opportunity to collaborate closely with data, product, and business teams in a dynamic and collaborative environment aligns perfectly with my professional aspirations and experience in similar contexts.</w:t>
+        <w:t>Dynamic, curious, and aware of the importance of teamwork in order to achieve more, I combine technical expertise with presentation and communication skills. I am particularly excited about the opportunity to join Tweenme and contribute to developing innovative AI solutions, from prototyping to deploying models in production. The prospect of working on cutting-edge AI projects, particularly in the domain of generative AI and MLOps, aligns perfectly with my career aspirations. I am enthusiastic about collaborating closely with data, product, and business teams to deliver high-impact solutions and continuously improve processes. I firmly believe that human interactions help us grow, and I am eager to help Tweenme maximize the value of its data assets.</w:t>
       </w:r>
     </w:p>
     <w:sectPr>
